--- a/Étterem.docx
+++ b/Étterem.docx
@@ -186,67 +186,7 @@
           <w:szCs w:val="24"/>
           <w:lang w:eastAsia="hu-HU"/>
         </w:rPr>
-        <w:t xml:space="preserve"> </w:t>
-      </w:r>
-      <w:proofErr w:type="spellStart"/>
-      <w:r>
-        <w:rPr>
-          <w:rFonts w:ascii="Times New Roman" w:eastAsia="Times New Roman" w:hAnsi="Times New Roman" w:cs="Times New Roman"/>
-          <w:sz w:val="24"/>
-          <w:szCs w:val="24"/>
-          <w:lang w:eastAsia="hu-HU"/>
-        </w:rPr>
-        <w:t>Laravel</w:t>
-      </w:r>
-      <w:proofErr w:type="spellEnd"/>
-      <w:r>
-        <w:rPr>
-          <w:rFonts w:ascii="Times New Roman" w:eastAsia="Times New Roman" w:hAnsi="Times New Roman" w:cs="Times New Roman"/>
-          <w:sz w:val="24"/>
-          <w:szCs w:val="24"/>
-          <w:lang w:eastAsia="hu-HU"/>
-        </w:rPr>
-        <w:t xml:space="preserve"> (Backend), </w:t>
-      </w:r>
-      <w:proofErr w:type="spellStart"/>
-      <w:r>
-        <w:rPr>
-          <w:rFonts w:ascii="Times New Roman" w:eastAsia="Times New Roman" w:hAnsi="Times New Roman" w:cs="Times New Roman"/>
-          <w:sz w:val="24"/>
-          <w:szCs w:val="24"/>
-          <w:lang w:eastAsia="hu-HU"/>
-        </w:rPr>
-        <w:t>Angular</w:t>
-      </w:r>
-      <w:proofErr w:type="spellEnd"/>
-      <w:r>
-        <w:rPr>
-          <w:rFonts w:ascii="Times New Roman" w:eastAsia="Times New Roman" w:hAnsi="Times New Roman" w:cs="Times New Roman"/>
-          <w:sz w:val="24"/>
-          <w:szCs w:val="24"/>
-          <w:lang w:eastAsia="hu-HU"/>
-        </w:rPr>
-        <w:t xml:space="preserve"> (Frontend), </w:t>
-      </w:r>
-      <w:proofErr w:type="spellStart"/>
-      <w:r>
-        <w:rPr>
-          <w:rFonts w:ascii="Times New Roman" w:eastAsia="Times New Roman" w:hAnsi="Times New Roman" w:cs="Times New Roman"/>
-          <w:sz w:val="24"/>
-          <w:szCs w:val="24"/>
-          <w:lang w:eastAsia="hu-HU"/>
-        </w:rPr>
-        <w:t>MySQL</w:t>
-      </w:r>
-      <w:proofErr w:type="spellEnd"/>
-      <w:r>
-        <w:rPr>
-          <w:rFonts w:ascii="Times New Roman" w:eastAsia="Times New Roman" w:hAnsi="Times New Roman" w:cs="Times New Roman"/>
-          <w:sz w:val="24"/>
-          <w:szCs w:val="24"/>
-          <w:lang w:eastAsia="hu-HU"/>
-        </w:rPr>
-        <w:t xml:space="preserve"> (Adatbázis)</w:t>
+        <w:t xml:space="preserve"> Laravel (Backend), Angular (Frontend), MySQL (Adatbázis)</w:t>
       </w:r>
     </w:p>
     <w:p>
@@ -695,31 +635,7 @@
           <w:szCs w:val="24"/>
           <w:lang w:eastAsia="hu-HU"/>
         </w:rPr>
-        <w:t>Pincér nézet (</w:t>
-      </w:r>
-      <w:proofErr w:type="spellStart"/>
-      <w:r>
-        <w:rPr>
-          <w:rFonts w:ascii="Times New Roman" w:eastAsia="Times New Roman" w:hAnsi="Times New Roman" w:cs="Times New Roman"/>
-          <w:b/>
-          <w:bCs/>
-          <w:sz w:val="24"/>
-          <w:szCs w:val="24"/>
-          <w:lang w:eastAsia="hu-HU"/>
-        </w:rPr>
-        <w:t>Dashboard</w:t>
-      </w:r>
-      <w:proofErr w:type="spellEnd"/>
-      <w:r>
-        <w:rPr>
-          <w:rFonts w:ascii="Times New Roman" w:eastAsia="Times New Roman" w:hAnsi="Times New Roman" w:cs="Times New Roman"/>
-          <w:b/>
-          <w:bCs/>
-          <w:sz w:val="24"/>
-          <w:szCs w:val="24"/>
-          <w:lang w:eastAsia="hu-HU"/>
-        </w:rPr>
-        <w:t>):</w:t>
+        <w:t>Pincér nézet (Dashboard):</w:t>
       </w:r>
       <w:r>
         <w:rPr>
@@ -988,25 +904,14 @@
           <w:lang w:eastAsia="hu-HU"/>
         </w:rPr>
       </w:pPr>
-      <w:proofErr w:type="spellStart"/>
-      <w:r>
-        <w:rPr>
-          <w:rFonts w:ascii="Times New Roman" w:eastAsia="Times New Roman" w:hAnsi="Times New Roman" w:cs="Times New Roman"/>
-          <w:sz w:val="24"/>
-          <w:szCs w:val="24"/>
-          <w:lang w:eastAsia="hu-HU"/>
-        </w:rPr>
-        <w:t>Admin</w:t>
-      </w:r>
-      <w:proofErr w:type="spellEnd"/>
-      <w:r>
-        <w:rPr>
-          <w:rFonts w:ascii="Times New Roman" w:eastAsia="Times New Roman" w:hAnsi="Times New Roman" w:cs="Times New Roman"/>
-          <w:sz w:val="24"/>
-          <w:szCs w:val="24"/>
-          <w:lang w:eastAsia="hu-HU"/>
-        </w:rPr>
-        <w:t>: szerepkörök módosítása, raktár kezelése, étterem statisztikáihoz való hozzáférés.</w:t>
+      <w:r>
+        <w:rPr>
+          <w:rFonts w:ascii="Times New Roman" w:eastAsia="Times New Roman" w:hAnsi="Times New Roman" w:cs="Times New Roman"/>
+          <w:sz w:val="24"/>
+          <w:szCs w:val="24"/>
+          <w:lang w:eastAsia="hu-HU"/>
+        </w:rPr>
+        <w:t>Admin: szerepkörök módosítása, étterem statisztikáihoz való hozzáférés.</w:t>
       </w:r>
     </w:p>
     <w:p>
@@ -1115,29 +1020,16 @@
         </w:rPr>
         <w:t xml:space="preserve">A szoftver a modern </w:t>
       </w:r>
-      <w:proofErr w:type="spellStart"/>
-      <w:r>
-        <w:rPr>
-          <w:rFonts w:ascii="Times New Roman" w:eastAsia="Times New Roman" w:hAnsi="Times New Roman" w:cs="Times New Roman"/>
-          <w:b/>
-          <w:bCs/>
-          <w:sz w:val="24"/>
-          <w:szCs w:val="24"/>
-          <w:lang w:eastAsia="hu-HU"/>
-        </w:rPr>
-        <w:t>RESTful</w:t>
-      </w:r>
-      <w:proofErr w:type="spellEnd"/>
-      <w:r>
-        <w:rPr>
-          <w:rFonts w:ascii="Times New Roman" w:eastAsia="Times New Roman" w:hAnsi="Times New Roman" w:cs="Times New Roman"/>
-          <w:b/>
-          <w:bCs/>
-          <w:sz w:val="24"/>
-          <w:szCs w:val="24"/>
-          <w:lang w:eastAsia="hu-HU"/>
-        </w:rPr>
-        <w:t xml:space="preserve"> architektúra</w:t>
+      <w:r>
+        <w:rPr>
+          <w:rFonts w:ascii="Times New Roman" w:eastAsia="Times New Roman" w:hAnsi="Times New Roman" w:cs="Times New Roman"/>
+          <w:b/>
+          <w:bCs/>
+          <w:sz w:val="24"/>
+          <w:szCs w:val="24"/>
+          <w:lang w:eastAsia="hu-HU"/>
+        </w:rPr>
+        <w:t>RESTful architektúra</w:t>
       </w:r>
       <w:r>
         <w:rPr>
@@ -1172,82 +1064,17 @@
           <w:szCs w:val="24"/>
           <w:lang w:eastAsia="hu-HU"/>
         </w:rPr>
-        <w:t>Backend (</w:t>
-      </w:r>
-      <w:proofErr w:type="spellStart"/>
-      <w:r>
-        <w:rPr>
-          <w:rFonts w:ascii="Times New Roman" w:eastAsia="Times New Roman" w:hAnsi="Times New Roman" w:cs="Times New Roman"/>
-          <w:b/>
-          <w:bCs/>
-          <w:sz w:val="24"/>
-          <w:szCs w:val="24"/>
-          <w:lang w:eastAsia="hu-HU"/>
-        </w:rPr>
-        <w:t>Laravel</w:t>
-      </w:r>
-      <w:proofErr w:type="spellEnd"/>
-      <w:r>
-        <w:rPr>
-          <w:rFonts w:ascii="Times New Roman" w:eastAsia="Times New Roman" w:hAnsi="Times New Roman" w:cs="Times New Roman"/>
-          <w:b/>
-          <w:bCs/>
-          <w:sz w:val="24"/>
-          <w:szCs w:val="24"/>
-          <w:lang w:eastAsia="hu-HU"/>
-        </w:rPr>
-        <w:t>):</w:t>
-      </w:r>
-      <w:r>
-        <w:rPr>
-          <w:rFonts w:ascii="Times New Roman" w:eastAsia="Times New Roman" w:hAnsi="Times New Roman" w:cs="Times New Roman"/>
-          <w:sz w:val="24"/>
-          <w:szCs w:val="24"/>
-          <w:lang w:eastAsia="hu-HU"/>
-        </w:rPr>
-        <w:t xml:space="preserve"> A PHP keretrendszer felel az üzleti logikáért, a biztonságos hitelesítésért (</w:t>
-      </w:r>
-      <w:proofErr w:type="spellStart"/>
-      <w:r>
-        <w:rPr>
-          <w:rFonts w:ascii="Times New Roman" w:eastAsia="Times New Roman" w:hAnsi="Times New Roman" w:cs="Times New Roman"/>
-          <w:sz w:val="24"/>
-          <w:szCs w:val="24"/>
-          <w:lang w:eastAsia="hu-HU"/>
-        </w:rPr>
-        <w:t>Laravel</w:t>
-      </w:r>
-      <w:proofErr w:type="spellEnd"/>
-      <w:r>
-        <w:rPr>
-          <w:rFonts w:ascii="Times New Roman" w:eastAsia="Times New Roman" w:hAnsi="Times New Roman" w:cs="Times New Roman"/>
-          <w:sz w:val="24"/>
-          <w:szCs w:val="24"/>
-          <w:lang w:eastAsia="hu-HU"/>
-        </w:rPr>
-        <w:t xml:space="preserve"> </w:t>
-      </w:r>
-      <w:proofErr w:type="spellStart"/>
-      <w:r>
-        <w:rPr>
-          <w:rFonts w:ascii="Times New Roman" w:eastAsia="Times New Roman" w:hAnsi="Times New Roman" w:cs="Times New Roman"/>
-          <w:sz w:val="24"/>
-          <w:szCs w:val="24"/>
-          <w:lang w:eastAsia="hu-HU"/>
-        </w:rPr>
-        <w:t>Sanctum</w:t>
-      </w:r>
-      <w:proofErr w:type="spellEnd"/>
-      <w:r>
-        <w:rPr>
-          <w:rFonts w:ascii="Times New Roman" w:eastAsia="Times New Roman" w:hAnsi="Times New Roman" w:cs="Times New Roman"/>
-          <w:sz w:val="24"/>
-          <w:szCs w:val="24"/>
-          <w:lang w:eastAsia="hu-HU"/>
-        </w:rPr>
-        <w:t xml:space="preserve">) és az API végpontok kiszolgálásáért. A fejlesztés során a </w:t>
-      </w:r>
-      <w:proofErr w:type="spellStart"/>
+        <w:t>Backend (Laravel):</w:t>
+      </w:r>
+      <w:r>
+        <w:rPr>
+          <w:rFonts w:ascii="Times New Roman" w:eastAsia="Times New Roman" w:hAnsi="Times New Roman" w:cs="Times New Roman"/>
+          <w:sz w:val="24"/>
+          <w:szCs w:val="24"/>
+          <w:lang w:eastAsia="hu-HU"/>
+        </w:rPr>
+        <w:t xml:space="preserve"> A PHP keretrendszer felel az üzleti logikáért, a biztonságos hitelesítésért (Laravel Sanctum) és az API végpontok kiszolgálásáért. A fejlesztés során a </w:t>
+      </w:r>
       <w:r>
         <w:rPr>
           <w:rFonts w:ascii="Times New Roman" w:eastAsia="Times New Roman" w:hAnsi="Times New Roman" w:cs="Times New Roman"/>
@@ -1257,33 +1084,8 @@
           <w:szCs w:val="24"/>
           <w:lang w:eastAsia="hu-HU"/>
         </w:rPr>
-        <w:t>Clean</w:t>
-      </w:r>
-      <w:proofErr w:type="spellEnd"/>
-      <w:r>
-        <w:rPr>
-          <w:rFonts w:ascii="Times New Roman" w:eastAsia="Times New Roman" w:hAnsi="Times New Roman" w:cs="Times New Roman"/>
-          <w:i/>
-          <w:iCs/>
-          <w:sz w:val="24"/>
-          <w:szCs w:val="24"/>
-          <w:lang w:eastAsia="hu-HU"/>
-        </w:rPr>
-        <w:t xml:space="preserve"> </w:t>
-      </w:r>
-      <w:proofErr w:type="spellStart"/>
-      <w:r>
-        <w:rPr>
-          <w:rFonts w:ascii="Times New Roman" w:eastAsia="Times New Roman" w:hAnsi="Times New Roman" w:cs="Times New Roman"/>
-          <w:i/>
-          <w:iCs/>
-          <w:sz w:val="24"/>
-          <w:szCs w:val="24"/>
-          <w:lang w:eastAsia="hu-HU"/>
-        </w:rPr>
-        <w:t>Code</w:t>
-      </w:r>
-      <w:proofErr w:type="spellEnd"/>
+        <w:t>Clean Code</w:t>
+      </w:r>
       <w:r>
         <w:rPr>
           <w:rFonts w:ascii="Times New Roman" w:eastAsia="Times New Roman" w:hAnsi="Times New Roman" w:cs="Times New Roman"/>
@@ -1317,31 +1119,7 @@
           <w:szCs w:val="24"/>
           <w:lang w:eastAsia="hu-HU"/>
         </w:rPr>
-        <w:t>Frontend (</w:t>
-      </w:r>
-      <w:proofErr w:type="spellStart"/>
-      <w:r>
-        <w:rPr>
-          <w:rFonts w:ascii="Times New Roman" w:eastAsia="Times New Roman" w:hAnsi="Times New Roman" w:cs="Times New Roman"/>
-          <w:b/>
-          <w:bCs/>
-          <w:sz w:val="24"/>
-          <w:szCs w:val="24"/>
-          <w:lang w:eastAsia="hu-HU"/>
-        </w:rPr>
-        <w:t>Angular</w:t>
-      </w:r>
-      <w:proofErr w:type="spellEnd"/>
-      <w:r>
-        <w:rPr>
-          <w:rFonts w:ascii="Times New Roman" w:eastAsia="Times New Roman" w:hAnsi="Times New Roman" w:cs="Times New Roman"/>
-          <w:b/>
-          <w:bCs/>
-          <w:sz w:val="24"/>
-          <w:szCs w:val="24"/>
-          <w:lang w:eastAsia="hu-HU"/>
-        </w:rPr>
-        <w:t>):</w:t>
+        <w:t>Frontend (Angular):</w:t>
       </w:r>
       <w:r>
         <w:rPr>
@@ -1352,7 +1130,6 @@
         </w:rPr>
         <w:t xml:space="preserve"> A kliensoldal egy reszponzív </w:t>
       </w:r>
-      <w:proofErr w:type="spellStart"/>
       <w:r>
         <w:rPr>
           <w:rFonts w:ascii="Times New Roman" w:eastAsia="Times New Roman" w:hAnsi="Times New Roman" w:cs="Times New Roman"/>
@@ -1362,72 +1139,16 @@
           <w:szCs w:val="24"/>
           <w:lang w:eastAsia="hu-HU"/>
         </w:rPr>
-        <w:t>Single</w:t>
-      </w:r>
-      <w:proofErr w:type="spellEnd"/>
-      <w:r>
-        <w:rPr>
-          <w:rFonts w:ascii="Times New Roman" w:eastAsia="Times New Roman" w:hAnsi="Times New Roman" w:cs="Times New Roman"/>
-          <w:i/>
-          <w:iCs/>
-          <w:sz w:val="24"/>
-          <w:szCs w:val="24"/>
-          <w:lang w:eastAsia="hu-HU"/>
-        </w:rPr>
-        <w:t xml:space="preserve"> Page </w:t>
-      </w:r>
-      <w:proofErr w:type="spellStart"/>
-      <w:r>
-        <w:rPr>
-          <w:rFonts w:ascii="Times New Roman" w:eastAsia="Times New Roman" w:hAnsi="Times New Roman" w:cs="Times New Roman"/>
-          <w:i/>
-          <w:iCs/>
-          <w:sz w:val="24"/>
-          <w:szCs w:val="24"/>
-          <w:lang w:eastAsia="hu-HU"/>
-        </w:rPr>
-        <w:t>Application</w:t>
-      </w:r>
-      <w:proofErr w:type="spellEnd"/>
-      <w:r>
-        <w:rPr>
-          <w:rFonts w:ascii="Times New Roman" w:eastAsia="Times New Roman" w:hAnsi="Times New Roman" w:cs="Times New Roman"/>
-          <w:i/>
-          <w:iCs/>
-          <w:sz w:val="24"/>
-          <w:szCs w:val="24"/>
-          <w:lang w:eastAsia="hu-HU"/>
-        </w:rPr>
-        <w:t xml:space="preserve"> (SPA)</w:t>
-      </w:r>
-      <w:r>
-        <w:rPr>
-          <w:rFonts w:ascii="Times New Roman" w:eastAsia="Times New Roman" w:hAnsi="Times New Roman" w:cs="Times New Roman"/>
-          <w:sz w:val="24"/>
-          <w:szCs w:val="24"/>
-          <w:lang w:eastAsia="hu-HU"/>
-        </w:rPr>
-        <w:t xml:space="preserve">, amely minden eszközön (asztali gép, tablet, okostelefon) optimális felhasználói élményt nyújt. Az aszinkron adatfolyamok kezeléséhez az </w:t>
-      </w:r>
-      <w:proofErr w:type="spellStart"/>
-      <w:r>
-        <w:rPr>
-          <w:rFonts w:ascii="Times New Roman" w:eastAsia="Times New Roman" w:hAnsi="Times New Roman" w:cs="Times New Roman"/>
-          <w:sz w:val="24"/>
-          <w:szCs w:val="24"/>
-          <w:lang w:eastAsia="hu-HU"/>
-        </w:rPr>
-        <w:t>RxJS</w:t>
-      </w:r>
-      <w:proofErr w:type="spellEnd"/>
-      <w:r>
-        <w:rPr>
-          <w:rFonts w:ascii="Times New Roman" w:eastAsia="Times New Roman" w:hAnsi="Times New Roman" w:cs="Times New Roman"/>
-          <w:sz w:val="24"/>
-          <w:szCs w:val="24"/>
-          <w:lang w:eastAsia="hu-HU"/>
-        </w:rPr>
-        <w:t xml:space="preserve"> könyvtárat használjuk.</w:t>
+        <w:t>Single Page Application (SPA)</w:t>
+      </w:r>
+      <w:r>
+        <w:rPr>
+          <w:rFonts w:ascii="Times New Roman" w:eastAsia="Times New Roman" w:hAnsi="Times New Roman" w:cs="Times New Roman"/>
+          <w:sz w:val="24"/>
+          <w:szCs w:val="24"/>
+          <w:lang w:eastAsia="hu-HU"/>
+        </w:rPr>
+        <w:t>, amely minden eszközön (asztali gép, tablet, okostelefon) optimális felhasználói élményt nyújt. Az aszinkron adatfolyamok kezeléséhez az RxJS könyvtárat használjuk.</w:t>
       </w:r>
     </w:p>
     <w:p>
@@ -1453,31 +1174,7 @@
           <w:szCs w:val="24"/>
           <w:lang w:eastAsia="hu-HU"/>
         </w:rPr>
-        <w:t>Adatbázis (</w:t>
-      </w:r>
-      <w:proofErr w:type="spellStart"/>
-      <w:r>
-        <w:rPr>
-          <w:rFonts w:ascii="Times New Roman" w:eastAsia="Times New Roman" w:hAnsi="Times New Roman" w:cs="Times New Roman"/>
-          <w:b/>
-          <w:bCs/>
-          <w:sz w:val="24"/>
-          <w:szCs w:val="24"/>
-          <w:lang w:eastAsia="hu-HU"/>
-        </w:rPr>
-        <w:t>MySQL</w:t>
-      </w:r>
-      <w:proofErr w:type="spellEnd"/>
-      <w:r>
-        <w:rPr>
-          <w:rFonts w:ascii="Times New Roman" w:eastAsia="Times New Roman" w:hAnsi="Times New Roman" w:cs="Times New Roman"/>
-          <w:b/>
-          <w:bCs/>
-          <w:sz w:val="24"/>
-          <w:szCs w:val="24"/>
-          <w:lang w:eastAsia="hu-HU"/>
-        </w:rPr>
-        <w:t>):</w:t>
+        <w:t>Adatbázis (MySQL):</w:t>
       </w:r>
       <w:r>
         <w:rPr>
